--- a/Cover_Letters/Shinoy_CIMSOLUTIONS_Test_Automation_Engineer_Cover_Letter.docx
+++ b/Cover_Letters/Shinoy_CIMSOLUTIONS_Test_Automation_Engineer_Cover_Letter.docx
@@ -35,7 +35,7 @@
     </w:p>
     <w:p>
       <w:r>
-        <w:t>I have over 8 years of experience working as a test automation engineer for financial and banking clients, building frameworks with Java Selenium and TypeScript Playwright. I am very familiar with integrating automated tests into CI/CD pipelines using Jenkins and Docker, and I also have experience using Gemini Code Assist to streamline test generation. I like working in collaborative team environments and I am interested in contributing to the projects you handle for clients like VGZ and the Belastingdienst.</w:t>
+        <w:t>I saw your opening for a Test Automation Engineer and felt my background fits well with what you need. Over the past 8 years, I've worked extensively with modern test frameworks like Java Selenium and Playwright, alongside setting up CI/CD pipelines using Jenkins, Docker, and AWS. I also appreciate your openness to AI in testing, and I've used tools like Gemini Code Assist to make test generation more efficient in past projects.</w:t>
       </w:r>
     </w:p>
     <w:p>

--- a/Cover_Letters/Shinoy_CIMSOLUTIONS_Test_Automation_Engineer_Cover_Letter.docx
+++ b/Cover_Letters/Shinoy_CIMSOLUTIONS_Test_Automation_Engineer_Cover_Letter.docx
@@ -14,7 +14,7 @@
     </w:p>
     <w:p>
       <w:r>
-        <w:t>August 24, 2026</w:t>
+        <w:t>August 25, 2026</w:t>
       </w:r>
     </w:p>
     <w:p>
@@ -35,7 +35,12 @@
     </w:p>
     <w:p>
       <w:r>
-        <w:t>I saw your opening for a Test Automation Engineer and felt my background fits well with what you need. Over the past 8 years, I've worked extensively with modern test frameworks like Java Selenium and Playwright, alongside setting up CI/CD pipelines using Jenkins, Docker, and AWS. I also appreciate your openness to AI in testing, and I've used tools like Gemini Code Assist to make test generation more efficient in past projects.</w:t>
+        <w:t>I saw your opening for a Test Automation Engineer and felt my background fits well with what you are looking for. Over the past 8 years, I have built and maintained automation frameworks using Java Selenium, Playwright, and TypeScript, and I regularly work with CI/CD pipelines and tools like Jenkins, Docker, and AWS. I also have experience with API testing and integrating automated checks into build chains, which aligns closely with your technical requirements.</w:t>
+      </w:r>
+    </w:p>
+    <w:p>
+      <w:r>
+        <w:t>I was particularly glad to see that you appreciate affinity with AI in testing. In my recent work, I have used Gemini Code Assist to streamline test generation and make script creation more efficient. I like that your company offers personal development, training budgets, and the chance to work with notable clients.</w:t>
       </w:r>
     </w:p>
     <w:p>
